--- a/All_Books/07 THE LAST BELLS/Word version/THE_LAST_BELLS_ja_A6.docx
+++ b/All_Books/07 THE LAST BELLS/Word version/THE_LAST_BELLS_ja_A6.docx
@@ -24463,7 +24463,17 @@
           <w:sz w:val="32"/>
           <w:szCs w:val="32"/>
         </w:rPr>
-        <w:t>この解釈は、多くの論争を巻き起こす可能性があるにもかかわらず、中国の人権状況や法輪功への弾圧について関心を持つ人々から特に注目を集めていることに、私は気づいている。それは、ノストラダムスの古代の詩が、時代の憂慮と渇望を反映し、新しい文脈の中で「読まれ」「解読され」続けていることを示している。また、時には最も重要なメッセージが、見慣れた言葉の中に巧みに隠さ</w:t>
+        <w:t>この解釈は、多くの論争を巻き起こす可能性があるにもかかわらず、中国の人権状況や法輪功への弾圧について関心を持つ人々から特に注目を集めていることに、私は気づいている。それは</w:t>
+      </w:r>
+      <w:bookmarkStart w:id="0" w:name="_GoBack"/>
+      <w:bookmarkEnd w:id="0"/>
+      <w:r>
+        <w:rPr>
+          <w:rFonts w:ascii="Yu Gothic" w:eastAsia="Yu Gothic" w:hAnsi="Yu Gothic" w:cs="Yu Gothic" w:hint="eastAsia"/>
+          <w:sz w:val="32"/>
+          <w:szCs w:val="32"/>
+        </w:rPr>
+        <w:t>、ノストラダムスの古代の詩が、時代の憂慮と渇望を反映し、新しい文脈の中で「読まれ」「解読され」続けていることを示している。また、時には最も重要なメッセージが、見慣れた言葉の中に巧みに隠さ</w:t>
       </w:r>
       <w:r>
         <w:rPr>
@@ -38580,25 +38590,7 @@
           <w:sz w:val="32"/>
           <w:szCs w:val="32"/>
         </w:rPr>
-        <w:t>「</w:t>
-      </w:r>
-      <w:bookmarkStart w:id="0" w:name="_GoBack"/>
-      <w:r>
-        <w:rPr>
-          <w:rFonts w:ascii="Yu Gothic" w:eastAsia="Yu Gothic" w:hAnsi="Yu Gothic" w:cs="Yu Gothic" w:hint="eastAsia"/>
-          <w:sz w:val="32"/>
-          <w:szCs w:val="32"/>
-        </w:rPr>
-        <w:t>上上天皇佛 真善忍</w:t>
-      </w:r>
-      <w:bookmarkEnd w:id="0"/>
-      <w:r>
-        <w:rPr>
-          <w:rFonts w:ascii="Yu Gothic" w:eastAsia="Yu Gothic" w:hAnsi="Yu Gothic" w:cs="Yu Gothic" w:hint="eastAsia"/>
-          <w:sz w:val="32"/>
-          <w:szCs w:val="32"/>
-        </w:rPr>
-        <w:t xml:space="preserve"> 三字佛，</w:t>
+        <w:t>「上上天皇佛 真善忍 三字佛，</w:t>
       </w:r>
     </w:p>
     <w:p>
@@ -39572,12 +39564,10 @@
     </w:p>
     <w:p>
       <w:pPr>
-        <w:numPr>
-          <w:ilvl w:val="0"/>
-          <w:numId w:val="17"/>
-        </w:numPr>
+        <w:tabs>
+          <w:tab w:val="left" w:pos="720"/>
+        </w:tabs>
         <w:spacing w:beforeAutospacing="1" w:afterAutospacing="1"/>
-        <w:ind w:left="4326"/>
         <w:jc w:val="both"/>
         <w:rPr>
           <w:rFonts w:ascii="Yu Gothic" w:eastAsia="Yu Gothic" w:hAnsi="Yu Gothic" w:cs="Yu Gothic"/>
@@ -39972,12 +39962,10 @@
     </w:p>
     <w:p>
       <w:pPr>
-        <w:numPr>
-          <w:ilvl w:val="0"/>
-          <w:numId w:val="17"/>
-        </w:numPr>
+        <w:tabs>
+          <w:tab w:val="left" w:pos="720"/>
+        </w:tabs>
         <w:spacing w:beforeAutospacing="1" w:afterAutospacing="1"/>
-        <w:ind w:left="2160"/>
         <w:jc w:val="both"/>
         <w:rPr>
           <w:rFonts w:ascii="Yu Gothic" w:eastAsia="Yu Gothic" w:hAnsi="Yu Gothic" w:cs="Yu Gothic"/>
@@ -44845,7 +44833,7 @@
             <w:sz w:val="24"/>
             <w:szCs w:val="24"/>
           </w:rPr>
-          <w:t>606</w:t>
+          <w:t>305</w:t>
         </w:r>
         <w:r>
           <w:rPr>
